--- a/docs/civicrecords-ai-manual.docx
+++ b/docs/civicrecords-ai-manual.docx
@@ -79,7 +79,7 @@
           <w:sz w:val="28"/>
           <w:szCs w:val="28"/>
         </w:rPr>
-        <w:t xml:space="preserve">Version v1.1.0</w:t>
+        <w:t xml:space="preserve">Version v1.2.0</w:t>
       </w:r>
     </w:p>
     <w:p>
@@ -8914,7 +8914,7 @@
         <w:sz w:val="18"/>
         <w:szCs w:val="18"/>
       </w:rPr>
-      <w:t xml:space="preserve">CivicRecords AI — Complete System Manual v1.1.0</w:t>
+      <w:t xml:space="preserve">CivicRecords AI — Complete System Manual v1.2.0</w:t>
     </w:r>
   </w:p>
 </w:hdr>
@@ -8935,7 +8935,7 @@
         <w:sz w:val="18"/>
         <w:szCs w:val="18"/>
       </w:rPr>
-      <w:t xml:space="preserve">CivicRecords AI — Complete System Manual v1.1.0</w:t>
+      <w:t xml:space="preserve">CivicRecords AI — Complete System Manual v1.2.0</w:t>
     </w:r>
   </w:p>
 </w:hdr>
@@ -8956,7 +8956,7 @@
         <w:sz w:val="18"/>
         <w:szCs w:val="18"/>
       </w:rPr>
-      <w:t xml:space="preserve">CivicRecords AI — Complete System Manual v1.1.0</w:t>
+      <w:t xml:space="preserve">CivicRecords AI — Complete System Manual v1.2.0</w:t>
     </w:r>
   </w:p>
 </w:hdr>
@@ -8977,7 +8977,7 @@
         <w:sz w:val="18"/>
         <w:szCs w:val="18"/>
       </w:rPr>
-      <w:t xml:space="preserve">CivicRecords AI — Complete System Manual v1.1.0</w:t>
+      <w:t xml:space="preserve">CivicRecords AI — Complete System Manual v1.2.0</w:t>
     </w:r>
   </w:p>
 </w:hdr>

--- a/docs/civicrecords-ai-manual.docx
+++ b/docs/civicrecords-ai-manual.docx
@@ -79,7 +79,7 @@
           <w:sz w:val="28"/>
           <w:szCs w:val="28"/>
         </w:rPr>
-        <w:t xml:space="preserve">Version v1.2.0</w:t>
+        <w:t xml:space="preserve">Version v1.4.0</w:t>
       </w:r>
     </w:p>
     <w:p>
@@ -7640,7 +7640,7 @@
           <w:sz w:val="20"/>
           <w:szCs w:val="20"/>
         </w:rPr>
-        <w:t xml:space="preserve">GET /health  →  {"status": "ok", "version": "1.2.0"}</w:t>
+        <w:t xml:space="preserve">GET /health  →  {"status": "ok", "version": "1.4.0"}</w:t>
       </w:r>
     </w:p>
     <w:p>
@@ -8914,7 +8914,7 @@
         <w:sz w:val="18"/>
         <w:szCs w:val="18"/>
       </w:rPr>
-      <w:t xml:space="preserve">CivicRecords AI — Complete System Manual v1.2.0</w:t>
+      <w:t xml:space="preserve">CivicRecords AI — Complete System Manual v1.4.0</w:t>
     </w:r>
   </w:p>
 </w:hdr>
@@ -8935,7 +8935,7 @@
         <w:sz w:val="18"/>
         <w:szCs w:val="18"/>
       </w:rPr>
-      <w:t xml:space="preserve">CivicRecords AI — Complete System Manual v1.2.0</w:t>
+      <w:t xml:space="preserve">CivicRecords AI — Complete System Manual v1.4.0</w:t>
     </w:r>
   </w:p>
 </w:hdr>
@@ -8956,7 +8956,7 @@
         <w:sz w:val="18"/>
         <w:szCs w:val="18"/>
       </w:rPr>
-      <w:t xml:space="preserve">CivicRecords AI — Complete System Manual v1.2.0</w:t>
+      <w:t xml:space="preserve">CivicRecords AI — Complete System Manual v1.4.0</w:t>
     </w:r>
   </w:p>
 </w:hdr>
@@ -8977,7 +8977,7 @@
         <w:sz w:val="18"/>
         <w:szCs w:val="18"/>
       </w:rPr>
-      <w:t xml:space="preserve">CivicRecords AI — Complete System Manual v1.2.0</w:t>
+      <w:t xml:space="preserve">CivicRecords AI — Complete System Manual v1.4.0</w:t>
     </w:r>
   </w:p>
 </w:hdr>

--- a/docs/civicrecords-ai-manual.docx
+++ b/docs/civicrecords-ai-manual.docx
@@ -4653,6 +4653,200 @@
           <w:szCs w:val="24"/>
         </w:rPr>
         <w:t xml:space="preserve">See docs/architecture/system-architecture.html for interactive architecture diagrams.</w:t>
+      </w:r>
+    </w:p>
+    <w:p>
+      <w:pPr>
+        <w:spacing w:after="80"/>
+      </w:pPr>
+    </w:p>
+    <w:p>
+      <w:pPr>
+        <w:spacing w:after="120" w:before="120"/>
+        <w:jc w:val="center"/>
+      </w:pPr>
+      <w:r>
+        <w:drawing>
+          <wp:inline distT="0" distB="0" distL="0" distR="0">
+            <wp:extent cx="5715000" cy="3810000"/>
+            <wp:effectExtent t="0" r="0" b="0" l="0"/>
+            <wp:docPr id="1" name="" descr="" title=""/>
+            <wp:cNvGraphicFramePr>
+              <a:graphicFrameLocks xmlns:a="http://schemas.openxmlformats.org/drawingml/2006/main" noChangeAspect="1"/>
+            </wp:cNvGraphicFramePr>
+            <a:graphic xmlns:a="http://schemas.openxmlformats.org/drawingml/2006/main">
+              <a:graphicData uri="http://schemas.openxmlformats.org/drawingml/2006/picture">
+                <pic:pic xmlns:pic="http://schemas.openxmlformats.org/drawingml/2006/picture">
+                  <pic:nvPicPr>
+                    <pic:cNvPr id="0" name="" descr=""/>
+                    <pic:cNvPicPr>
+                      <a:picLocks noChangeAspect="1" noChangeArrowheads="1"/>
+                    </pic:cNvPicPr>
+                  </pic:nvPicPr>
+                  <pic:blipFill>
+                    <a:blip r:embed="rId15" cstate="none"/>
+                    <a:srcRect/>
+                    <a:stretch>
+                      <a:fillRect/>
+                    </a:stretch>
+                  </pic:blipFill>
+                  <pic:spPr bwMode="auto">
+                    <a:xfrm>
+                      <a:off x="0" y="0"/>
+                      <a:ext cx="5715000" cy="3810000"/>
+                    </a:xfrm>
+                    <a:prstGeom prst="rect">
+                      <a:avLst/>
+                    </a:prstGeom>
+                  </pic:spPr>
+                </pic:pic>
+              </a:graphicData>
+            </a:graphic>
+          </wp:inline>
+        </w:drawing>
+      </w:r>
+    </w:p>
+    <w:p>
+      <w:pPr>
+        <w:spacing w:after="200"/>
+        <w:jc w:val="center"/>
+      </w:pPr>
+      <w:r>
+        <w:rPr>
+          <w:rFonts w:ascii="Arial" w:cs="Arial" w:eastAsia="Arial" w:hAnsi="Arial"/>
+          <w:i/>
+          <w:iCs/>
+          <w:color w:val="5B6975"/>
+          <w:sz w:val="20"/>
+          <w:szCs w:val="20"/>
+        </w:rPr>
+        <w:t xml:space="preserve">Deployment stack — entire system runs inside Docker Compose on the city's network. No cloud, no outbound by default.</w:t>
+      </w:r>
+    </w:p>
+    <w:p>
+      <w:pPr>
+        <w:spacing w:after="120" w:before="120"/>
+        <w:jc w:val="center"/>
+      </w:pPr>
+      <w:r>
+        <w:drawing>
+          <wp:inline distT="0" distB="0" distL="0" distR="0">
+            <wp:extent cx="5715000" cy="3810000"/>
+            <wp:effectExtent t="0" r="0" b="0" l="0"/>
+            <wp:docPr id="1" name="" descr="" title=""/>
+            <wp:cNvGraphicFramePr>
+              <a:graphicFrameLocks xmlns:a="http://schemas.openxmlformats.org/drawingml/2006/main" noChangeAspect="1"/>
+            </wp:cNvGraphicFramePr>
+            <a:graphic xmlns:a="http://schemas.openxmlformats.org/drawingml/2006/main">
+              <a:graphicData uri="http://schemas.openxmlformats.org/drawingml/2006/picture">
+                <pic:pic xmlns:pic="http://schemas.openxmlformats.org/drawingml/2006/picture">
+                  <pic:nvPicPr>
+                    <pic:cNvPr id="0" name="" descr=""/>
+                    <pic:cNvPicPr>
+                      <a:picLocks noChangeAspect="1" noChangeArrowheads="1"/>
+                    </pic:cNvPicPr>
+                  </pic:nvPicPr>
+                  <pic:blipFill>
+                    <a:blip r:embed="rId16" cstate="none"/>
+                    <a:srcRect/>
+                    <a:stretch>
+                      <a:fillRect/>
+                    </a:stretch>
+                  </pic:blipFill>
+                  <pic:spPr bwMode="auto">
+                    <a:xfrm>
+                      <a:off x="0" y="0"/>
+                      <a:ext cx="5715000" cy="3810000"/>
+                    </a:xfrm>
+                    <a:prstGeom prst="rect">
+                      <a:avLst/>
+                    </a:prstGeom>
+                  </pic:spPr>
+                </pic:pic>
+              </a:graphicData>
+            </a:graphic>
+          </wp:inline>
+        </w:drawing>
+      </w:r>
+    </w:p>
+    <w:p>
+      <w:pPr>
+        <w:spacing w:after="200"/>
+        <w:jc w:val="center"/>
+      </w:pPr>
+      <w:r>
+        <w:rPr>
+          <w:rFonts w:ascii="Arial" w:cs="Arial" w:eastAsia="Arial" w:hAnsi="Arial"/>
+          <w:i/>
+          <w:iCs/>
+          <w:color w:val="5B6975"/>
+          <w:sz w:val="20"/>
+          <w:szCs w:val="20"/>
+        </w:rPr>
+        <w:t xml:space="preserve">LLM call flow — records-ai routes through civiccore.llm (context assembly, template resolution, model registry, provider factory) to a local Ollama provider.</w:t>
+      </w:r>
+    </w:p>
+    <w:p>
+      <w:pPr>
+        <w:spacing w:after="120" w:before="120"/>
+        <w:jc w:val="center"/>
+      </w:pPr>
+      <w:r>
+        <w:drawing>
+          <wp:inline distT="0" distB="0" distL="0" distR="0">
+            <wp:extent cx="5715000" cy="3810000"/>
+            <wp:effectExtent t="0" r="0" b="0" l="0"/>
+            <wp:docPr id="1" name="" descr="" title=""/>
+            <wp:cNvGraphicFramePr>
+              <a:graphicFrameLocks xmlns:a="http://schemas.openxmlformats.org/drawingml/2006/main" noChangeAspect="1"/>
+            </wp:cNvGraphicFramePr>
+            <a:graphic xmlns:a="http://schemas.openxmlformats.org/drawingml/2006/main">
+              <a:graphicData uri="http://schemas.openxmlformats.org/drawingml/2006/picture">
+                <pic:pic xmlns:pic="http://schemas.openxmlformats.org/drawingml/2006/picture">
+                  <pic:nvPicPr>
+                    <pic:cNvPr id="0" name="" descr=""/>
+                    <pic:cNvPicPr>
+                      <a:picLocks noChangeAspect="1" noChangeArrowheads="1"/>
+                    </pic:cNvPicPr>
+                  </pic:nvPicPr>
+                  <pic:blipFill>
+                    <a:blip r:embed="rId17" cstate="none"/>
+                    <a:srcRect/>
+                    <a:stretch>
+                      <a:fillRect/>
+                    </a:stretch>
+                  </pic:blipFill>
+                  <pic:spPr bwMode="auto">
+                    <a:xfrm>
+                      <a:off x="0" y="0"/>
+                      <a:ext cx="5715000" cy="3810000"/>
+                    </a:xfrm>
+                    <a:prstGeom prst="rect">
+                      <a:avLst/>
+                    </a:prstGeom>
+                  </pic:spPr>
+                </pic:pic>
+              </a:graphicData>
+            </a:graphic>
+          </wp:inline>
+        </w:drawing>
+      </w:r>
+    </w:p>
+    <w:p>
+      <w:pPr>
+        <w:spacing w:after="200"/>
+        <w:jc w:val="center"/>
+      </w:pPr>
+      <w:r>
+        <w:rPr>
+          <w:rFonts w:ascii="Arial" w:cs="Arial" w:eastAsia="Arial" w:hAnsi="Arial"/>
+          <w:i/>
+          <w:iCs/>
+          <w:color w:val="5B6975"/>
+          <w:sz w:val="20"/>
+          <w:szCs w:val="20"/>
+        </w:rPr>
+        <w:t xml:space="preserve">Sovereignty boundary — all runtime components (FastAPI, Celery, Postgres+pgvector, Ollama, local volumes) live inside the city's on-prem network.</w:t>
       </w:r>
     </w:p>
     <w:p>

--- a/docs/civicrecords-ai-manual.docx
+++ b/docs/civicrecords-ai-manual.docx
@@ -4662,6 +4662,200 @@
     </w:p>
     <w:p>
       <w:pPr>
+        <w:spacing w:after="120" w:before="120"/>
+        <w:jc w:val="center"/>
+      </w:pPr>
+      <w:r>
+        <w:drawing>
+          <wp:inline distT="0" distB="0" distL="0" distR="0">
+            <wp:extent cx="5715000" cy="3810000"/>
+            <wp:effectExtent t="0" r="0" b="0" l="0"/>
+            <wp:docPr id="1" name="" descr="" title=""/>
+            <wp:cNvGraphicFramePr>
+              <a:graphicFrameLocks xmlns:a="http://schemas.openxmlformats.org/drawingml/2006/main" noChangeAspect="1"/>
+            </wp:cNvGraphicFramePr>
+            <a:graphic xmlns:a="http://schemas.openxmlformats.org/drawingml/2006/main">
+              <a:graphicData uri="http://schemas.openxmlformats.org/drawingml/2006/picture">
+                <pic:pic xmlns:pic="http://schemas.openxmlformats.org/drawingml/2006/picture">
+                  <pic:nvPicPr>
+                    <pic:cNvPr id="0" name="" descr=""/>
+                    <pic:cNvPicPr>
+                      <a:picLocks noChangeAspect="1" noChangeArrowheads="1"/>
+                    </pic:cNvPicPr>
+                  </pic:nvPicPr>
+                  <pic:blipFill>
+                    <a:blip r:embed="rId15" cstate="none"/>
+                    <a:srcRect/>
+                    <a:stretch>
+                      <a:fillRect/>
+                    </a:stretch>
+                  </pic:blipFill>
+                  <pic:spPr bwMode="auto">
+                    <a:xfrm>
+                      <a:off x="0" y="0"/>
+                      <a:ext cx="5715000" cy="3810000"/>
+                    </a:xfrm>
+                    <a:prstGeom prst="rect">
+                      <a:avLst/>
+                    </a:prstGeom>
+                  </pic:spPr>
+                </pic:pic>
+              </a:graphicData>
+            </a:graphic>
+          </wp:inline>
+        </w:drawing>
+      </w:r>
+    </w:p>
+    <w:p>
+      <w:pPr>
+        <w:spacing w:after="200"/>
+        <w:jc w:val="center"/>
+      </w:pPr>
+      <w:r>
+        <w:rPr>
+          <w:rFonts w:ascii="Arial" w:cs="Arial" w:eastAsia="Arial" w:hAnsi="Arial"/>
+          <w:i/>
+          <w:iCs/>
+          <w:color w:val="5B6975"/>
+          <w:sz w:val="20"/>
+          <w:szCs w:val="20"/>
+        </w:rPr>
+        <w:t xml:space="preserve">Deployment stack — entire system runs inside Docker Compose on the city's network. No cloud, no outbound by default.</w:t>
+      </w:r>
+    </w:p>
+    <w:p>
+      <w:pPr>
+        <w:spacing w:after="120" w:before="120"/>
+        <w:jc w:val="center"/>
+      </w:pPr>
+      <w:r>
+        <w:drawing>
+          <wp:inline distT="0" distB="0" distL="0" distR="0">
+            <wp:extent cx="5715000" cy="3810000"/>
+            <wp:effectExtent t="0" r="0" b="0" l="0"/>
+            <wp:docPr id="1" name="" descr="" title=""/>
+            <wp:cNvGraphicFramePr>
+              <a:graphicFrameLocks xmlns:a="http://schemas.openxmlformats.org/drawingml/2006/main" noChangeAspect="1"/>
+            </wp:cNvGraphicFramePr>
+            <a:graphic xmlns:a="http://schemas.openxmlformats.org/drawingml/2006/main">
+              <a:graphicData uri="http://schemas.openxmlformats.org/drawingml/2006/picture">
+                <pic:pic xmlns:pic="http://schemas.openxmlformats.org/drawingml/2006/picture">
+                  <pic:nvPicPr>
+                    <pic:cNvPr id="0" name="" descr=""/>
+                    <pic:cNvPicPr>
+                      <a:picLocks noChangeAspect="1" noChangeArrowheads="1"/>
+                    </pic:cNvPicPr>
+                  </pic:nvPicPr>
+                  <pic:blipFill>
+                    <a:blip r:embed="rId16" cstate="none"/>
+                    <a:srcRect/>
+                    <a:stretch>
+                      <a:fillRect/>
+                    </a:stretch>
+                  </pic:blipFill>
+                  <pic:spPr bwMode="auto">
+                    <a:xfrm>
+                      <a:off x="0" y="0"/>
+                      <a:ext cx="5715000" cy="3810000"/>
+                    </a:xfrm>
+                    <a:prstGeom prst="rect">
+                      <a:avLst/>
+                    </a:prstGeom>
+                  </pic:spPr>
+                </pic:pic>
+              </a:graphicData>
+            </a:graphic>
+          </wp:inline>
+        </w:drawing>
+      </w:r>
+    </w:p>
+    <w:p>
+      <w:pPr>
+        <w:spacing w:after="200"/>
+        <w:jc w:val="center"/>
+      </w:pPr>
+      <w:r>
+        <w:rPr>
+          <w:rFonts w:ascii="Arial" w:cs="Arial" w:eastAsia="Arial" w:hAnsi="Arial"/>
+          <w:i/>
+          <w:iCs/>
+          <w:color w:val="5B6975"/>
+          <w:sz w:val="20"/>
+          <w:szCs w:val="20"/>
+        </w:rPr>
+        <w:t xml:space="preserve">LLM call flow — records-ai routes through civiccore.llm (context assembly, template resolution, model registry, provider factory) to a local Ollama provider.</w:t>
+      </w:r>
+    </w:p>
+    <w:p>
+      <w:pPr>
+        <w:spacing w:after="120" w:before="120"/>
+        <w:jc w:val="center"/>
+      </w:pPr>
+      <w:r>
+        <w:drawing>
+          <wp:inline distT="0" distB="0" distL="0" distR="0">
+            <wp:extent cx="5715000" cy="3810000"/>
+            <wp:effectExtent t="0" r="0" b="0" l="0"/>
+            <wp:docPr id="1" name="" descr="" title=""/>
+            <wp:cNvGraphicFramePr>
+              <a:graphicFrameLocks xmlns:a="http://schemas.openxmlformats.org/drawingml/2006/main" noChangeAspect="1"/>
+            </wp:cNvGraphicFramePr>
+            <a:graphic xmlns:a="http://schemas.openxmlformats.org/drawingml/2006/main">
+              <a:graphicData uri="http://schemas.openxmlformats.org/drawingml/2006/picture">
+                <pic:pic xmlns:pic="http://schemas.openxmlformats.org/drawingml/2006/picture">
+                  <pic:nvPicPr>
+                    <pic:cNvPr id="0" name="" descr=""/>
+                    <pic:cNvPicPr>
+                      <a:picLocks noChangeAspect="1" noChangeArrowheads="1"/>
+                    </pic:cNvPicPr>
+                  </pic:nvPicPr>
+                  <pic:blipFill>
+                    <a:blip r:embed="rId17" cstate="none"/>
+                    <a:srcRect/>
+                    <a:stretch>
+                      <a:fillRect/>
+                    </a:stretch>
+                  </pic:blipFill>
+                  <pic:spPr bwMode="auto">
+                    <a:xfrm>
+                      <a:off x="0" y="0"/>
+                      <a:ext cx="5715000" cy="3810000"/>
+                    </a:xfrm>
+                    <a:prstGeom prst="rect">
+                      <a:avLst/>
+                    </a:prstGeom>
+                  </pic:spPr>
+                </pic:pic>
+              </a:graphicData>
+            </a:graphic>
+          </wp:inline>
+        </w:drawing>
+      </w:r>
+    </w:p>
+    <w:p>
+      <w:pPr>
+        <w:spacing w:after="200"/>
+        <w:jc w:val="center"/>
+      </w:pPr>
+      <w:r>
+        <w:rPr>
+          <w:rFonts w:ascii="Arial" w:cs="Arial" w:eastAsia="Arial" w:hAnsi="Arial"/>
+          <w:i/>
+          <w:iCs/>
+          <w:color w:val="5B6975"/>
+          <w:sz w:val="20"/>
+          <w:szCs w:val="20"/>
+        </w:rPr>
+        <w:t xml:space="preserve">Sovereignty boundary — all runtime components (FastAPI, Celery, Postgres+pgvector, Ollama, local volumes) live inside the city's on-prem network.</w:t>
+      </w:r>
+    </w:p>
+    <w:p>
+      <w:pPr>
+        <w:spacing w:after="80"/>
+      </w:pPr>
+    </w:p>
+    <w:p>
+      <w:pPr>
         <w:pStyle w:val="Heading2"/>
         <w:spacing w:after="160" w:before="300"/>
       </w:pPr>
@@ -5282,7 +5476,7 @@
           <w:sz w:val="20"/>
           <w:szCs w:val="20"/>
         </w:rPr>
-        <w:t xml:space="preserve">git clone https://github.com/scottconverse/civicrecords-ai.git</w:t>
+        <w:t xml:space="preserve">git clone https://github.com/CivicSuite/civicrecords-ai.git</w:t>
       </w:r>
     </w:p>
     <w:p>
@@ -5347,7 +5541,7 @@
           <w:sz w:val="20"/>
           <w:szCs w:val="20"/>
         </w:rPr>
-        <w:t xml:space="preserve">git clone https://github.com/scottconverse/civicrecords-ai.git</w:t>
+        <w:t xml:space="preserve">git clone https://github.com/CivicSuite/civicrecords-ai.git</w:t>
       </w:r>
     </w:p>
     <w:p>
